--- a/templates/templates/(F)TERMO DE INSTAURAÇÃO E DELIBERAÇÃO.docx
+++ b/templates/templates/(F)TERMO DE INSTAURAÇÃO E DELIBERAÇÃO.docx
@@ -112,7 +112,19 @@
         <w:rPr>
           <w:shd w:val="clear" w:color="auto" w:fill="FFFF00"/>
         </w:rPr>
-        <w:t>{{Matrícula}}</w:t>
+        <w:t>{{</w:t>
+      </w:r>
+      <w:r>
+        <w:rPr>
+          <w:shd w:val="clear" w:color="auto" w:fill="FFFF00"/>
+        </w:rPr>
+        <w:t>Matrícula</w:t>
+      </w:r>
+      <w:r>
+        <w:rPr>
+          <w:shd w:val="clear" w:color="auto" w:fill="FFFF00"/>
+        </w:rPr>
+        <w:t>}}</w:t>
       </w:r>
       <w:r>
         <w:t xml:space="preserve">, cargo </w:t>
@@ -1675,6 +1687,7 @@
   <w:style w:type="character" w:default="1" w:styleId="DefaultParagraphFont">
     <w:name w:val="Default Paragraph Font"/>
     <w:uiPriority w:val="1"/>
+    <w:semiHidden/>
     <w:unhideWhenUsed/>
   </w:style>
   <w:style w:type="table" w:default="1" w:styleId="TableNormal">
